--- a/building-review/范本_建筑总图施工图审查意见.docx
+++ b/building-review/范本_建筑总图施工图审查意见.docx
@@ -19,7 +19,7 @@
           <w:sz w:val="36"/>
           <w:szCs w:val="36"/>
         </w:rPr>
-        <w:t>永州零陵机场油库迁建工程房建项目</w:t>
+        <w:t>某机场油库迁建工程房建项目</w:t>
       </w:r>
     </w:p>
     <w:p>
